--- a/Протоколы/lab2.docx
+++ b/Протоколы/lab2.docx
@@ -344,24 +344,10 @@
         <w:rPr>
           <w:rStyle w:val="a4"/>
         </w:rPr>
-        <w:t xml:space="preserve">AS — </w:t>
-      </w:r>
-      <w:proofErr w:type="gramStart"/>
-      <w:r>
-        <w:rPr>
-          <w:rStyle w:val="a4"/>
-        </w:rPr>
-        <w:t>это</w:t>
-      </w:r>
-      <w:proofErr w:type="gramEnd"/>
-      <w:r>
-        <w:rPr>
-          <w:rStyle w:val="a4"/>
-        </w:rPr>
-        <w:t xml:space="preserve"> </w:t>
-      </w:r>
-      <w:r>
-        <w:t>а целая сеть с собственным номером и правилами маршрутизации.</w:t>
+        <w:t>AS — это</w:t>
+      </w:r>
+      <w:r>
+        <w:t xml:space="preserve"> целая сеть с собственным номером и правилами маршрутизации.</w:t>
       </w:r>
       <w:r>
         <w:br/>
@@ -469,6 +455,9 @@
     </w:p>
     <w:p>
       <w:r>
+        <w:rPr>
+          <w:noProof/>
+        </w:rPr>
         <w:lastRenderedPageBreak/>
         <w:drawing>
           <wp:inline distT="0" distB="0" distL="0" distR="0" wp14:anchorId="7F877546" wp14:editId="23586EEE">
@@ -508,8 +497,6 @@
       </w:r>
       <w:r>
         <w:br/>
-      </w:r>
-      <w:r>
         <w:t xml:space="preserve">  1 </w:t>
       </w:r>
       <w:proofErr w:type="gramStart"/>
@@ -1238,6 +1225,11 @@
       </w:r>
     </w:p>
     <w:p>
+      <w:pPr>
+        <w:rPr>
+          <w:lang w:val="en-US"/>
+        </w:rPr>
+      </w:pPr>
       <w:r>
         <w:rPr>
           <w:lang w:val="en-US"/>
@@ -1245,6 +1237,9 @@
         <w:t xml:space="preserve"> </w:t>
       </w:r>
       <w:r>
+        <w:rPr>
+          <w:lang w:val="en-US"/>
+        </w:rPr>
         <w:t xml:space="preserve">14    19 </w:t>
       </w:r>
       <w:proofErr w:type="spellStart"/>
@@ -1256,6 +1251,9 @@
       </w:r>
       <w:proofErr w:type="spellEnd"/>
       <w:r>
+        <w:rPr>
+          <w:lang w:val="en-US"/>
+        </w:rPr>
         <w:t xml:space="preserve">    19 </w:t>
       </w:r>
       <w:proofErr w:type="spellStart"/>
@@ -1267,6 +1265,9 @@
       </w:r>
       <w:proofErr w:type="spellEnd"/>
       <w:r>
+        <w:rPr>
+          <w:lang w:val="en-US"/>
+        </w:rPr>
         <w:t xml:space="preserve">    18 </w:t>
       </w:r>
       <w:proofErr w:type="spellStart"/>
@@ -1279,17 +1280,21 @@
       </w:r>
       <w:proofErr w:type="spellEnd"/>
       <w:r>
+        <w:rPr>
+          <w:lang w:val="en-US"/>
+        </w:rPr>
         <w:t xml:space="preserve">  </w:t>
       </w:r>
-      <w:proofErr w:type="spellStart"/>
       <w:r>
         <w:rPr>
           <w:lang w:val="en-US"/>
         </w:rPr>
         <w:t>lb</w:t>
       </w:r>
-      <w:proofErr w:type="spellEnd"/>
-      <w:r>
+      <w:r>
+        <w:rPr>
+          <w:lang w:val="en-US"/>
+        </w:rPr>
         <w:t>-</w:t>
       </w:r>
       <w:r>
@@ -1299,6 +1304,9 @@
         <w:t>w</w:t>
       </w:r>
       <w:r>
+        <w:rPr>
+          <w:lang w:val="en-US"/>
+        </w:rPr>
         <w:t>3</w:t>
       </w:r>
       <w:r>
@@ -1308,6 +1316,9 @@
         <w:t>d</w:t>
       </w:r>
       <w:r>
+        <w:rPr>
+          <w:lang w:val="en-US"/>
+        </w:rPr>
         <w:t>-</w:t>
       </w:r>
       <w:r>
@@ -1317,17 +1328,21 @@
         <w:t>prod</w:t>
       </w:r>
       <w:r>
+        <w:rPr>
+          <w:lang w:val="en-US"/>
+        </w:rPr>
         <w:t>-</w:t>
       </w:r>
-      <w:proofErr w:type="spellStart"/>
       <w:r>
         <w:rPr>
           <w:lang w:val="en-US"/>
         </w:rPr>
         <w:t>vip</w:t>
       </w:r>
-      <w:proofErr w:type="spellEnd"/>
-      <w:r>
+      <w:r>
+        <w:rPr>
+          <w:lang w:val="en-US"/>
+        </w:rPr>
         <w:t>-</w:t>
       </w:r>
       <w:r>
@@ -1337,6 +1352,9 @@
         <w:t>vortex</w:t>
       </w:r>
       <w:r>
+        <w:rPr>
+          <w:lang w:val="en-US"/>
+        </w:rPr>
         <w:t>-</w:t>
       </w:r>
       <w:r>
@@ -1346,17 +1364,21 @@
         <w:t>www</w:t>
       </w:r>
       <w:r>
+        <w:rPr>
+          <w:lang w:val="en-US"/>
+        </w:rPr>
         <w:t>.</w:t>
       </w:r>
-      <w:proofErr w:type="spellStart"/>
       <w:r>
         <w:rPr>
           <w:lang w:val="en-US"/>
         </w:rPr>
         <w:t>uio</w:t>
       </w:r>
-      <w:proofErr w:type="spellEnd"/>
-      <w:r>
+      <w:r>
+        <w:rPr>
+          <w:lang w:val="en-US"/>
+        </w:rPr>
         <w:t>.</w:t>
       </w:r>
       <w:r>
@@ -1367,15 +1389,41 @@
       </w:r>
       <w:proofErr w:type="gramEnd"/>
       <w:r>
+        <w:rPr>
+          <w:lang w:val="en-US"/>
+        </w:rPr>
         <w:t xml:space="preserve"> [129.240.118.130]</w:t>
       </w:r>
       <w:r>
+        <w:rPr>
+          <w:lang w:val="en-US"/>
+        </w:rPr>
         <w:br/>
       </w:r>
     </w:p>
     <w:p>
-      <w:r>
-        <w:t>Трассировка завершена.</w:t>
+      <w:pPr>
+        <w:rPr>
+          <w:lang w:val="en-US"/>
+        </w:rPr>
+      </w:pPr>
+      <w:r>
+        <w:t>Трассировка</w:t>
+      </w:r>
+      <w:r>
+        <w:rPr>
+          <w:lang w:val="en-US"/>
+        </w:rPr>
+        <w:t xml:space="preserve"> </w:t>
+      </w:r>
+      <w:r>
+        <w:t>завершена</w:t>
+      </w:r>
+      <w:r>
+        <w:rPr>
+          <w:lang w:val="en-US"/>
+        </w:rPr>
+        <w:t>.</w:t>
       </w:r>
     </w:p>
     <w:p>
@@ -1389,6 +1437,9 @@
         </w:rPr>
       </w:pPr>
       <w:r>
+        <w:rPr>
+          <w:noProof/>
+        </w:rPr>
         <w:lastRenderedPageBreak/>
         <w:drawing>
           <wp:inline distT="0" distB="0" distL="0" distR="0" wp14:anchorId="58919AA7" wp14:editId="5959820E">
@@ -1481,6 +1532,9 @@
         <w:br/>
       </w:r>
       <w:r>
+        <w:rPr>
+          <w:noProof/>
+        </w:rPr>
         <w:drawing>
           <wp:inline distT="0" distB="0" distL="0" distR="0" wp14:anchorId="5DC588A8" wp14:editId="5A859F19">
             <wp:extent cx="6750050" cy="3375025"/>
@@ -1592,16 +1646,7 @@
           <w:szCs w:val="28"/>
           <w:lang w:val="en-US"/>
         </w:rPr>
-        <w:t>91.238.229.1</w:t>
-      </w:r>
-      <w:r>
-        <w:rPr>
-          <w:rFonts w:ascii="Times New Roman" w:hAnsi="Times New Roman" w:cs="Times New Roman"/>
-          <w:sz w:val="28"/>
-          <w:szCs w:val="28"/>
-          <w:lang w:val="en-US"/>
-        </w:rPr>
-        <w:t xml:space="preserve"> == </w:t>
+        <w:t xml:space="preserve">91.238.229.1 == </w:t>
       </w:r>
       <w:hyperlink r:id="rId9" w:history="1">
         <w:r>
@@ -1676,16 +1721,7 @@
           <w:szCs w:val="28"/>
           <w:lang w:val="en-US"/>
         </w:rPr>
-        <w:t>87.248.246.73</w:t>
-      </w:r>
-      <w:r>
-        <w:rPr>
-          <w:rFonts w:ascii="Times New Roman" w:hAnsi="Times New Roman" w:cs="Times New Roman"/>
-          <w:sz w:val="28"/>
-          <w:szCs w:val="28"/>
-          <w:lang w:val="en-US"/>
-        </w:rPr>
-        <w:t xml:space="preserve"> == </w:t>
+        <w:t xml:space="preserve">87.248.246.73 == </w:t>
       </w:r>
       <w:hyperlink r:id="rId10" w:history="1">
         <w:r>
@@ -1752,16 +1788,7 @@
           <w:szCs w:val="28"/>
           <w:lang w:val="en-US"/>
         </w:rPr>
-        <w:t>80.64.103.54</w:t>
-      </w:r>
-      <w:r>
-        <w:rPr>
-          <w:rFonts w:ascii="Times New Roman" w:hAnsi="Times New Roman" w:cs="Times New Roman"/>
-          <w:sz w:val="28"/>
-          <w:szCs w:val="28"/>
-          <w:lang w:val="en-US"/>
-        </w:rPr>
-        <w:t xml:space="preserve"> == </w:t>
+        <w:t xml:space="preserve">80.64.103.54 == </w:t>
       </w:r>
       <w:hyperlink r:id="rId11" w:history="1">
         <w:r>
@@ -1815,16 +1842,7 @@
           <w:szCs w:val="28"/>
           <w:lang w:val="en-US"/>
         </w:rPr>
-        <w:t>194.68.128.24</w:t>
-      </w:r>
-      <w:r>
-        <w:rPr>
-          <w:rFonts w:ascii="Times New Roman" w:hAnsi="Times New Roman" w:cs="Times New Roman"/>
-          <w:sz w:val="28"/>
-          <w:szCs w:val="28"/>
-          <w:lang w:val="en-US"/>
-        </w:rPr>
-        <w:t xml:space="preserve"> == ???</w:t>
+        <w:t>194.68.128.24 == ???</w:t>
       </w:r>
       <w:r>
         <w:rPr>
@@ -1895,16 +1913,7 @@
           <w:szCs w:val="28"/>
           <w:lang w:val="en-US"/>
         </w:rPr>
-        <w:t>109.105.101.106</w:t>
-      </w:r>
-      <w:r>
-        <w:rPr>
-          <w:rFonts w:ascii="Times New Roman" w:hAnsi="Times New Roman" w:cs="Times New Roman"/>
-          <w:sz w:val="28"/>
-          <w:szCs w:val="28"/>
-          <w:lang w:val="en-US"/>
-        </w:rPr>
-        <w:t xml:space="preserve"> == </w:t>
+        <w:t xml:space="preserve">109.105.101.106 == </w:t>
       </w:r>
       <w:hyperlink r:id="rId12" w:history="1">
         <w:r>
@@ -1960,16 +1969,7 @@
           <w:szCs w:val="28"/>
           <w:lang w:val="en-US"/>
         </w:rPr>
-        <w:t>109.105.102.108</w:t>
-      </w:r>
-      <w:r>
-        <w:rPr>
-          <w:rFonts w:ascii="Times New Roman" w:hAnsi="Times New Roman" w:cs="Times New Roman"/>
-          <w:sz w:val="28"/>
-          <w:szCs w:val="28"/>
-          <w:lang w:val="en-US"/>
-        </w:rPr>
-        <w:t xml:space="preserve"> == </w:t>
+        <w:t xml:space="preserve">109.105.102.108 == </w:t>
       </w:r>
       <w:hyperlink r:id="rId13" w:history="1">
         <w:r>
@@ -2025,25 +2025,7 @@
           <w:szCs w:val="28"/>
           <w:lang w:val="en-US"/>
         </w:rPr>
-        <w:t>109.105.102.109</w:t>
-      </w:r>
-      <w:r>
-        <w:rPr>
-          <w:rFonts w:ascii="Times New Roman" w:hAnsi="Times New Roman" w:cs="Times New Roman"/>
-          <w:sz w:val="28"/>
-          <w:szCs w:val="28"/>
-          <w:lang w:val="en-US"/>
-        </w:rPr>
-        <w:t xml:space="preserve"> </w:t>
-      </w:r>
-      <w:r>
-        <w:rPr>
-          <w:rFonts w:ascii="Times New Roman" w:hAnsi="Times New Roman" w:cs="Times New Roman"/>
-          <w:sz w:val="28"/>
-          <w:szCs w:val="28"/>
-          <w:lang w:val="en-US"/>
-        </w:rPr>
-        <w:t xml:space="preserve">== </w:t>
+        <w:t xml:space="preserve">109.105.102.109 == </w:t>
       </w:r>
       <w:hyperlink r:id="rId14" w:history="1">
         <w:r>
@@ -2099,16 +2081,7 @@
           <w:szCs w:val="28"/>
           <w:lang w:val="en-US"/>
         </w:rPr>
-        <w:t>128.39.46.59</w:t>
-      </w:r>
-      <w:r>
-        <w:rPr>
-          <w:rFonts w:ascii="Times New Roman" w:hAnsi="Times New Roman" w:cs="Times New Roman"/>
-          <w:sz w:val="28"/>
-          <w:szCs w:val="28"/>
-          <w:lang w:val="en-US"/>
-        </w:rPr>
-        <w:t xml:space="preserve"> == </w:t>
+        <w:t xml:space="preserve">128.39.46.59 == </w:t>
       </w:r>
       <w:hyperlink r:id="rId15" w:history="1">
         <w:r>
@@ -2169,6 +2142,7 @@
           <w:rFonts w:ascii="Times New Roman" w:hAnsi="Times New Roman" w:cs="Times New Roman"/>
           <w:sz w:val="28"/>
           <w:szCs w:val="28"/>
+          <w:lang w:val="en-US"/>
         </w:rPr>
         <w:t xml:space="preserve"> == </w:t>
       </w:r>
@@ -2181,6 +2155,7 @@
             <w:sz w:val="28"/>
             <w:szCs w:val="28"/>
             <w:shd w:val="clear" w:color="auto" w:fill="FFFFFF"/>
+            <w:lang w:val="en-US"/>
           </w:rPr>
           <w:t>AS224</w:t>
         </w:r>
@@ -2190,6 +2165,7 @@
           <w:rFonts w:ascii="Times New Roman" w:hAnsi="Times New Roman" w:cs="Times New Roman"/>
           <w:sz w:val="28"/>
           <w:szCs w:val="28"/>
+          <w:lang w:val="en-US"/>
         </w:rPr>
         <w:t xml:space="preserve"> </w:t>
       </w:r>
@@ -2240,16 +2216,7 @@
           <w:szCs w:val="28"/>
           <w:lang w:val="en-US"/>
         </w:rPr>
-        <w:t xml:space="preserve"> </w:t>
-      </w:r>
-      <w:r>
-        <w:rPr>
-          <w:rFonts w:ascii="Times New Roman" w:hAnsi="Times New Roman" w:cs="Times New Roman"/>
-          <w:sz w:val="28"/>
-          <w:szCs w:val="28"/>
-          <w:lang w:val="en-US"/>
-        </w:rPr>
-        <w:t xml:space="preserve">== </w:t>
+        <w:t xml:space="preserve"> == </w:t>
       </w:r>
       <w:hyperlink r:id="rId17" w:history="1">
         <w:r>
@@ -2289,6 +2256,9 @@
     <w:p>
       <w:pPr>
         <w:spacing w:after="0"/>
+        <w:rPr>
+          <w:lang w:val="en-US"/>
+        </w:rPr>
       </w:pPr>
       <w:r>
         <w:rPr>
@@ -2306,16 +2276,7 @@
           <w:szCs w:val="28"/>
           <w:lang w:val="en-US"/>
         </w:rPr>
-        <w:t xml:space="preserve"> </w:t>
-      </w:r>
-      <w:r>
-        <w:rPr>
-          <w:rFonts w:ascii="Times New Roman" w:hAnsi="Times New Roman" w:cs="Times New Roman"/>
-          <w:sz w:val="28"/>
-          <w:szCs w:val="28"/>
-          <w:lang w:val="en-US"/>
-        </w:rPr>
-        <w:t xml:space="preserve">== </w:t>
+        <w:t xml:space="preserve"> == </w:t>
       </w:r>
       <w:hyperlink r:id="rId18" w:history="1">
         <w:r>
@@ -2363,6 +2324,9 @@
         </w:rPr>
       </w:pPr>
       <w:r>
+        <w:rPr>
+          <w:lang w:val="en-US"/>
+        </w:rPr>
         <w:lastRenderedPageBreak/>
         <w:br/>
       </w:r>
@@ -2377,10 +2341,10 @@
         <w:r>
           <w:rPr>
             <w:rStyle w:val="a5"/>
+            <w:lang w:val="en-US"/>
           </w:rPr>
           <w:t>://</w:t>
         </w:r>
-        <w:proofErr w:type="spellStart"/>
         <w:r>
           <w:rPr>
             <w:rStyle w:val="a5"/>
@@ -2388,14 +2352,13 @@
           </w:rPr>
           <w:t>ufrj</w:t>
         </w:r>
-        <w:proofErr w:type="spellEnd"/>
         <w:r>
           <w:rPr>
             <w:rStyle w:val="a5"/>
+            <w:lang w:val="en-US"/>
           </w:rPr>
           <w:t>.</w:t>
         </w:r>
-        <w:proofErr w:type="spellStart"/>
         <w:r>
           <w:rPr>
             <w:rStyle w:val="a5"/>
@@ -2403,14 +2366,13 @@
           </w:rPr>
           <w:t>br</w:t>
         </w:r>
-        <w:proofErr w:type="spellEnd"/>
         <w:r>
           <w:rPr>
             <w:rStyle w:val="a5"/>
+            <w:lang w:val="en-US"/>
           </w:rPr>
           <w:t>/</w:t>
         </w:r>
-        <w:proofErr w:type="spellStart"/>
         <w:r>
           <w:rPr>
             <w:rStyle w:val="a5"/>
@@ -2418,30 +2380,46 @@
           </w:rPr>
           <w:t>en</w:t>
         </w:r>
-        <w:proofErr w:type="spellEnd"/>
         <w:r>
           <w:rPr>
             <w:rStyle w:val="a5"/>
+            <w:lang w:val="en-US"/>
           </w:rPr>
           <w:t>/</w:t>
         </w:r>
       </w:hyperlink>
       <w:r>
-        <w:t xml:space="preserve"> - Бразильский университет</w:t>
-      </w:r>
-    </w:p>
-    <w:p>
-      <w:pPr>
-        <w:rPr>
-          <w:rFonts w:ascii="Times New Roman" w:hAnsi="Times New Roman" w:cs="Times New Roman"/>
-          <w:sz w:val="28"/>
-          <w:szCs w:val="28"/>
-          <w:lang w:val="en-US"/>
-        </w:rPr>
-      </w:pPr>
-      <w:r>
-        <w:rPr>
-          <w:rFonts w:ascii="Times New Roman" w:hAnsi="Times New Roman" w:cs="Times New Roman"/>
+        <w:rPr>
+          <w:lang w:val="en-US"/>
+        </w:rPr>
+        <w:t xml:space="preserve"> - </w:t>
+      </w:r>
+      <w:r>
+        <w:t>Бразильский</w:t>
+      </w:r>
+      <w:r>
+        <w:rPr>
+          <w:lang w:val="en-US"/>
+        </w:rPr>
+        <w:t xml:space="preserve"> </w:t>
+      </w:r>
+      <w:r>
+        <w:t>университет</w:t>
+      </w:r>
+    </w:p>
+    <w:p>
+      <w:pPr>
+        <w:rPr>
+          <w:rFonts w:ascii="Times New Roman" w:hAnsi="Times New Roman" w:cs="Times New Roman"/>
+          <w:sz w:val="28"/>
+          <w:szCs w:val="28"/>
+          <w:lang w:val="en-US"/>
+        </w:rPr>
+      </w:pPr>
+      <w:r>
+        <w:rPr>
+          <w:rFonts w:ascii="Times New Roman" w:hAnsi="Times New Roman" w:cs="Times New Roman"/>
+          <w:noProof/>
           <w:sz w:val="28"/>
           <w:szCs w:val="28"/>
           <w:lang w:val="en-US"/>
@@ -2515,6 +2493,7 @@
       <w:r>
         <w:rPr>
           <w:rFonts w:ascii="Times New Roman" w:hAnsi="Times New Roman" w:cs="Times New Roman"/>
+          <w:noProof/>
           <w:sz w:val="28"/>
           <w:szCs w:val="28"/>
           <w:lang w:val="en-US"/>
@@ -2670,16 +2649,7 @@
           <w:szCs w:val="28"/>
           <w:lang w:val="en-US"/>
         </w:rPr>
-        <w:t>91.238.229.1</w:t>
-      </w:r>
-      <w:r>
-        <w:rPr>
-          <w:rFonts w:ascii="Times New Roman" w:hAnsi="Times New Roman" w:cs="Times New Roman"/>
-          <w:sz w:val="28"/>
-          <w:szCs w:val="28"/>
-          <w:lang w:val="en-US"/>
-        </w:rPr>
-        <w:t xml:space="preserve"> == </w:t>
+        <w:t xml:space="preserve">91.238.229.1 == </w:t>
       </w:r>
       <w:hyperlink r:id="rId22" w:history="1">
         <w:r>
@@ -2782,16 +2752,7 @@
           <w:szCs w:val="28"/>
           <w:lang w:val="en-US"/>
         </w:rPr>
-        <w:t>87.248.246.73</w:t>
-      </w:r>
-      <w:r>
-        <w:rPr>
-          <w:rFonts w:ascii="Times New Roman" w:hAnsi="Times New Roman" w:cs="Times New Roman"/>
-          <w:sz w:val="28"/>
-          <w:szCs w:val="28"/>
-          <w:lang w:val="en-US"/>
-        </w:rPr>
-        <w:t xml:space="preserve"> == </w:t>
+        <w:t xml:space="preserve">87.248.246.73 == </w:t>
       </w:r>
       <w:hyperlink r:id="rId23" w:history="1">
         <w:r>
@@ -2859,16 +2820,7 @@
           <w:szCs w:val="28"/>
           <w:lang w:val="en-US"/>
         </w:rPr>
-        <w:t>139.45.238.84</w:t>
-      </w:r>
-      <w:r>
-        <w:rPr>
-          <w:rFonts w:ascii="Times New Roman" w:hAnsi="Times New Roman" w:cs="Times New Roman"/>
-          <w:sz w:val="28"/>
-          <w:szCs w:val="28"/>
-          <w:lang w:val="en-US"/>
-        </w:rPr>
-        <w:t xml:space="preserve"> == </w:t>
+        <w:t xml:space="preserve">139.45.238.84 == </w:t>
       </w:r>
       <w:hyperlink r:id="rId24" w:history="1">
         <w:r>
@@ -2902,36 +2854,39 @@
           <w:shd w:val="clear" w:color="auto" w:fill="FFFFFF"/>
           <w:lang w:val="en-US"/>
         </w:rPr>
-        <w:t>JSC RetnNet</w:t>
-      </w:r>
-    </w:p>
-    <w:p>
-      <w:pPr>
-        <w:rPr>
-          <w:rFonts w:ascii="Times New Roman" w:hAnsi="Times New Roman" w:cs="Times New Roman"/>
-          <w:color w:val="000000"/>
-          <w:sz w:val="28"/>
-          <w:szCs w:val="28"/>
-          <w:shd w:val="clear" w:color="auto" w:fill="FFFFFF"/>
-        </w:rPr>
-      </w:pPr>
-      <w:r>
-        <w:rPr>
-          <w:rFonts w:ascii="Times New Roman" w:hAnsi="Times New Roman" w:cs="Times New Roman"/>
-          <w:sz w:val="28"/>
-          <w:szCs w:val="28"/>
-          <w:lang w:val="en-US"/>
-        </w:rPr>
-        <w:t>87.245.232.181</w:t>
-      </w:r>
-      <w:r>
-        <w:rPr>
-          <w:rFonts w:ascii="Times New Roman" w:hAnsi="Times New Roman" w:cs="Times New Roman"/>
-          <w:sz w:val="28"/>
-          <w:szCs w:val="28"/>
-          <w:lang w:val="en-US"/>
-        </w:rPr>
-        <w:t xml:space="preserve"> </w:t>
+        <w:t xml:space="preserve">JSC </w:t>
+      </w:r>
+      <w:proofErr w:type="spellStart"/>
+      <w:r>
+        <w:rPr>
+          <w:rFonts w:ascii="Times New Roman" w:hAnsi="Times New Roman" w:cs="Times New Roman"/>
+          <w:color w:val="000000"/>
+          <w:sz w:val="28"/>
+          <w:szCs w:val="28"/>
+          <w:shd w:val="clear" w:color="auto" w:fill="FFFFFF"/>
+          <w:lang w:val="en-US"/>
+        </w:rPr>
+        <w:t>RetnNet</w:t>
+      </w:r>
+      <w:proofErr w:type="spellEnd"/>
+    </w:p>
+    <w:p>
+      <w:pPr>
+        <w:rPr>
+          <w:rFonts w:ascii="Times New Roman" w:hAnsi="Times New Roman" w:cs="Times New Roman"/>
+          <w:color w:val="000000"/>
+          <w:sz w:val="28"/>
+          <w:szCs w:val="28"/>
+          <w:shd w:val="clear" w:color="auto" w:fill="FFFFFF"/>
+        </w:rPr>
+      </w:pPr>
+      <w:r>
+        <w:rPr>
+          <w:rFonts w:ascii="Times New Roman" w:hAnsi="Times New Roman" w:cs="Times New Roman"/>
+          <w:sz w:val="28"/>
+          <w:szCs w:val="28"/>
+        </w:rPr>
+        <w:t xml:space="preserve">87.245.232.181 </w:t>
       </w:r>
       <w:r>
         <w:rPr>
@@ -2983,7 +2938,6 @@
           <w:sz w:val="28"/>
           <w:szCs w:val="28"/>
           <w:shd w:val="clear" w:color="auto" w:fill="FFFFFF"/>
-          <w:lang w:val="en-US"/>
         </w:rPr>
       </w:pPr>
       <w:r>
@@ -3007,7 +2961,6 @@
           <w:sz w:val="28"/>
           <w:szCs w:val="28"/>
           <w:shd w:val="clear" w:color="auto" w:fill="FFFFFF"/>
-          <w:lang w:val="en-US"/>
         </w:rPr>
         <w:t xml:space="preserve"> </w:t>
       </w:r>
@@ -3032,7 +2985,6 @@
           <w:sz w:val="28"/>
           <w:szCs w:val="28"/>
           <w:shd w:val="clear" w:color="auto" w:fill="FFFFFF"/>
-          <w:lang w:val="en-US"/>
         </w:rPr>
         <w:t>:</w:t>
       </w:r>
@@ -3057,18 +3009,7 @@
           <w:shd w:val="clear" w:color="auto" w:fill="FFFFFF"/>
           <w:lang w:val="en-US"/>
         </w:rPr>
-        <w:t>83.231.214.76</w:t>
-      </w:r>
-      <w:r>
-        <w:rPr>
-          <w:rFonts w:ascii="Times New Roman" w:hAnsi="Times New Roman" w:cs="Times New Roman"/>
-          <w:color w:val="000000"/>
-          <w:sz w:val="28"/>
-          <w:szCs w:val="28"/>
-          <w:shd w:val="clear" w:color="auto" w:fill="FFFFFF"/>
-          <w:lang w:val="en-US"/>
-        </w:rPr>
-        <w:t xml:space="preserve"> == </w:t>
+        <w:t xml:space="preserve">83.231.214.76 == </w:t>
       </w:r>
       <w:hyperlink r:id="rId26" w:history="1">
         <w:r>
@@ -3113,29 +3054,19 @@
           <w:sz w:val="28"/>
           <w:szCs w:val="28"/>
           <w:shd w:val="clear" w:color="auto" w:fill="FFFFFF"/>
-        </w:rPr>
-      </w:pPr>
-      <w:r>
-        <w:rPr>
-          <w:rFonts w:ascii="Times New Roman" w:hAnsi="Times New Roman" w:cs="Times New Roman"/>
-          <w:color w:val="000000"/>
-          <w:sz w:val="28"/>
-          <w:szCs w:val="28"/>
-          <w:shd w:val="clear" w:color="auto" w:fill="FFFFFF"/>
-          <w:lang w:val="en-US"/>
-        </w:rPr>
-        <w:t>129.250.4.174</w:t>
-      </w:r>
-      <w:r>
-        <w:rPr>
-          <w:rFonts w:ascii="Times New Roman" w:hAnsi="Times New Roman" w:cs="Times New Roman"/>
-          <w:color w:val="000000"/>
-          <w:sz w:val="28"/>
-          <w:szCs w:val="28"/>
-          <w:shd w:val="clear" w:color="auto" w:fill="FFFFFF"/>
-          <w:lang w:val="en-US"/>
-        </w:rPr>
-        <w:t xml:space="preserve"> == </w:t>
+          <w:lang w:val="en-US"/>
+        </w:rPr>
+      </w:pPr>
+      <w:r>
+        <w:rPr>
+          <w:rFonts w:ascii="Times New Roman" w:hAnsi="Times New Roman" w:cs="Times New Roman"/>
+          <w:color w:val="000000"/>
+          <w:sz w:val="28"/>
+          <w:szCs w:val="28"/>
+          <w:shd w:val="clear" w:color="auto" w:fill="FFFFFF"/>
+          <w:lang w:val="en-US"/>
+        </w:rPr>
+        <w:t xml:space="preserve">129.250.4.174 == </w:t>
       </w:r>
       <w:hyperlink r:id="rId27" w:history="1">
         <w:r>
@@ -3156,6 +3087,7 @@
           <w:rFonts w:ascii="Times New Roman" w:hAnsi="Times New Roman" w:cs="Times New Roman"/>
           <w:sz w:val="28"/>
           <w:szCs w:val="28"/>
+          <w:lang w:val="en-US"/>
         </w:rPr>
         <w:t xml:space="preserve"> == </w:t>
       </w:r>
@@ -3166,6 +3098,7 @@
           <w:sz w:val="28"/>
           <w:szCs w:val="28"/>
           <w:shd w:val="clear" w:color="auto" w:fill="FFFFFF"/>
+          <w:lang w:val="en-US"/>
         </w:rPr>
         <w:t>NTT America Inc</w:t>
       </w:r>
@@ -3177,7 +3110,7 @@
           <w:color w:val="000000"/>
           <w:sz w:val="28"/>
           <w:szCs w:val="28"/>
-          <w:lang w:eastAsia="ru-RU"/>
+          <w:lang w:val="en-US" w:eastAsia="ru-RU"/>
         </w:rPr>
       </w:pPr>
       <w:r>
@@ -3198,6 +3131,7 @@
           <w:sz w:val="28"/>
           <w:szCs w:val="28"/>
           <w:shd w:val="clear" w:color="auto" w:fill="FFFFFF"/>
+          <w:lang w:val="en-US"/>
         </w:rPr>
         <w:t xml:space="preserve"> == </w:t>
       </w:r>
@@ -3210,6 +3144,7 @@
             <w:sz w:val="28"/>
             <w:szCs w:val="28"/>
             <w:shd w:val="clear" w:color="auto" w:fill="FFFFFF"/>
+            <w:lang w:val="en-US"/>
           </w:rPr>
           <w:t>AS2914</w:t>
         </w:r>
@@ -3219,6 +3154,7 @@
           <w:rFonts w:ascii="Times New Roman" w:hAnsi="Times New Roman" w:cs="Times New Roman"/>
           <w:sz w:val="28"/>
           <w:szCs w:val="28"/>
+          <w:lang w:val="en-US"/>
         </w:rPr>
         <w:t xml:space="preserve"> == </w:t>
       </w:r>
@@ -3228,7 +3164,7 @@
           <w:color w:val="000000"/>
           <w:sz w:val="28"/>
           <w:szCs w:val="28"/>
-          <w:lang w:eastAsia="ru-RU"/>
+          <w:lang w:val="en-US" w:eastAsia="ru-RU"/>
         </w:rPr>
         <w:t>NTT America Inc</w:t>
       </w:r>
@@ -3240,28 +3176,19 @@
           <w:color w:val="000000"/>
           <w:sz w:val="28"/>
           <w:szCs w:val="28"/>
-          <w:lang w:eastAsia="ru-RU"/>
-        </w:rPr>
-      </w:pPr>
-      <w:r>
-        <w:rPr>
-          <w:rFonts w:ascii="Times New Roman" w:hAnsi="Times New Roman" w:cs="Times New Roman"/>
-          <w:color w:val="000000"/>
-          <w:sz w:val="28"/>
-          <w:szCs w:val="28"/>
-          <w:shd w:val="clear" w:color="auto" w:fill="FFFFFF"/>
-        </w:rPr>
-        <w:t>129.250.2.111</w:t>
-      </w:r>
-      <w:r>
-        <w:rPr>
-          <w:rFonts w:ascii="Times New Roman" w:hAnsi="Times New Roman" w:cs="Times New Roman"/>
-          <w:color w:val="000000"/>
-          <w:sz w:val="28"/>
-          <w:szCs w:val="28"/>
-          <w:shd w:val="clear" w:color="auto" w:fill="FFFFFF"/>
-        </w:rPr>
-        <w:t xml:space="preserve"> == </w:t>
+          <w:lang w:val="en-US" w:eastAsia="ru-RU"/>
+        </w:rPr>
+      </w:pPr>
+      <w:r>
+        <w:rPr>
+          <w:rFonts w:ascii="Times New Roman" w:hAnsi="Times New Roman" w:cs="Times New Roman"/>
+          <w:color w:val="000000"/>
+          <w:sz w:val="28"/>
+          <w:szCs w:val="28"/>
+          <w:shd w:val="clear" w:color="auto" w:fill="FFFFFF"/>
+          <w:lang w:val="en-US"/>
+        </w:rPr>
+        <w:t xml:space="preserve">129.250.2.111 == </w:t>
       </w:r>
       <w:hyperlink r:id="rId29" w:history="1">
         <w:r>
@@ -3272,6 +3199,7 @@
             <w:sz w:val="28"/>
             <w:szCs w:val="28"/>
             <w:shd w:val="clear" w:color="auto" w:fill="FFFFFF"/>
+            <w:lang w:val="en-US"/>
           </w:rPr>
           <w:t>AS2914</w:t>
         </w:r>
@@ -3281,6 +3209,7 @@
           <w:rFonts w:ascii="Times New Roman" w:hAnsi="Times New Roman" w:cs="Times New Roman"/>
           <w:sz w:val="28"/>
           <w:szCs w:val="28"/>
+          <w:lang w:val="en-US"/>
         </w:rPr>
         <w:t xml:space="preserve"> == </w:t>
       </w:r>
@@ -3290,7 +3219,7 @@
           <w:color w:val="000000"/>
           <w:sz w:val="28"/>
           <w:szCs w:val="28"/>
-          <w:lang w:eastAsia="ru-RU"/>
+          <w:lang w:val="en-US" w:eastAsia="ru-RU"/>
         </w:rPr>
         <w:t>NTT America Inc</w:t>
       </w:r>
@@ -3302,28 +3231,19 @@
           <w:color w:val="000000"/>
           <w:sz w:val="28"/>
           <w:szCs w:val="28"/>
-          <w:lang w:eastAsia="ru-RU"/>
-        </w:rPr>
-      </w:pPr>
-      <w:r>
-        <w:rPr>
-          <w:rFonts w:ascii="Times New Roman" w:hAnsi="Times New Roman" w:cs="Times New Roman"/>
-          <w:color w:val="000000"/>
-          <w:sz w:val="28"/>
-          <w:szCs w:val="28"/>
-          <w:shd w:val="clear" w:color="auto" w:fill="FFFFFF"/>
-        </w:rPr>
-        <w:t>129.250.4.189</w:t>
-      </w:r>
-      <w:r>
-        <w:rPr>
-          <w:rFonts w:ascii="Times New Roman" w:hAnsi="Times New Roman" w:cs="Times New Roman"/>
-          <w:color w:val="000000"/>
-          <w:sz w:val="28"/>
-          <w:szCs w:val="28"/>
-          <w:shd w:val="clear" w:color="auto" w:fill="FFFFFF"/>
-        </w:rPr>
-        <w:t xml:space="preserve"> == </w:t>
+          <w:lang w:val="en-US" w:eastAsia="ru-RU"/>
+        </w:rPr>
+      </w:pPr>
+      <w:r>
+        <w:rPr>
+          <w:rFonts w:ascii="Times New Roman" w:hAnsi="Times New Roman" w:cs="Times New Roman"/>
+          <w:color w:val="000000"/>
+          <w:sz w:val="28"/>
+          <w:szCs w:val="28"/>
+          <w:shd w:val="clear" w:color="auto" w:fill="FFFFFF"/>
+          <w:lang w:val="en-US"/>
+        </w:rPr>
+        <w:t xml:space="preserve">129.250.4.189 == </w:t>
       </w:r>
       <w:hyperlink r:id="rId30" w:history="1">
         <w:r>
@@ -3334,6 +3254,7 @@
             <w:sz w:val="28"/>
             <w:szCs w:val="28"/>
             <w:shd w:val="clear" w:color="auto" w:fill="FFFFFF"/>
+            <w:lang w:val="en-US"/>
           </w:rPr>
           <w:t>AS2914</w:t>
         </w:r>
@@ -3343,6 +3264,7 @@
           <w:rFonts w:ascii="Times New Roman" w:hAnsi="Times New Roman" w:cs="Times New Roman"/>
           <w:sz w:val="28"/>
           <w:szCs w:val="28"/>
+          <w:lang w:val="en-US"/>
         </w:rPr>
         <w:t xml:space="preserve"> == </w:t>
       </w:r>
@@ -3352,7 +3274,7 @@
           <w:color w:val="000000"/>
           <w:sz w:val="28"/>
           <w:szCs w:val="28"/>
-          <w:lang w:eastAsia="ru-RU"/>
+          <w:lang w:val="en-US" w:eastAsia="ru-RU"/>
         </w:rPr>
         <w:t>NTT America Inc</w:t>
       </w:r>
@@ -3364,28 +3286,19 @@
           <w:color w:val="000000"/>
           <w:sz w:val="28"/>
           <w:szCs w:val="28"/>
-          <w:lang w:eastAsia="ru-RU"/>
-        </w:rPr>
-      </w:pPr>
-      <w:r>
-        <w:rPr>
-          <w:rFonts w:ascii="Times New Roman" w:hAnsi="Times New Roman" w:cs="Times New Roman"/>
-          <w:color w:val="000000"/>
-          <w:sz w:val="28"/>
-          <w:szCs w:val="28"/>
-          <w:shd w:val="clear" w:color="auto" w:fill="FFFFFF"/>
-        </w:rPr>
-        <w:t>129.250.6.75</w:t>
-      </w:r>
-      <w:r>
-        <w:rPr>
-          <w:rFonts w:ascii="Times New Roman" w:hAnsi="Times New Roman" w:cs="Times New Roman"/>
-          <w:color w:val="000000"/>
-          <w:sz w:val="28"/>
-          <w:szCs w:val="28"/>
-          <w:shd w:val="clear" w:color="auto" w:fill="FFFFFF"/>
-        </w:rPr>
-        <w:t xml:space="preserve"> == </w:t>
+          <w:lang w:val="en-US" w:eastAsia="ru-RU"/>
+        </w:rPr>
+      </w:pPr>
+      <w:r>
+        <w:rPr>
+          <w:rFonts w:ascii="Times New Roman" w:hAnsi="Times New Roman" w:cs="Times New Roman"/>
+          <w:color w:val="000000"/>
+          <w:sz w:val="28"/>
+          <w:szCs w:val="28"/>
+          <w:shd w:val="clear" w:color="auto" w:fill="FFFFFF"/>
+          <w:lang w:val="en-US"/>
+        </w:rPr>
+        <w:t xml:space="preserve">129.250.6.75 == </w:t>
       </w:r>
       <w:hyperlink r:id="rId31" w:history="1">
         <w:r>
@@ -3396,6 +3309,7 @@
             <w:sz w:val="28"/>
             <w:szCs w:val="28"/>
             <w:shd w:val="clear" w:color="auto" w:fill="FFFFFF"/>
+            <w:lang w:val="en-US"/>
           </w:rPr>
           <w:t>AS2914</w:t>
         </w:r>
@@ -3405,6 +3319,7 @@
           <w:rFonts w:ascii="Times New Roman" w:hAnsi="Times New Roman" w:cs="Times New Roman"/>
           <w:sz w:val="28"/>
           <w:szCs w:val="28"/>
+          <w:lang w:val="en-US"/>
         </w:rPr>
         <w:t xml:space="preserve"> == </w:t>
       </w:r>
@@ -3414,7 +3329,7 @@
           <w:color w:val="000000"/>
           <w:sz w:val="28"/>
           <w:szCs w:val="28"/>
-          <w:lang w:eastAsia="ru-RU"/>
+          <w:lang w:val="en-US" w:eastAsia="ru-RU"/>
         </w:rPr>
         <w:t>NTT America Inc</w:t>
       </w:r>
@@ -3426,28 +3341,19 @@
           <w:color w:val="000000"/>
           <w:sz w:val="28"/>
           <w:szCs w:val="28"/>
-          <w:lang w:eastAsia="ru-RU"/>
-        </w:rPr>
-      </w:pPr>
-      <w:r>
-        <w:rPr>
-          <w:rFonts w:ascii="Times New Roman" w:hAnsi="Times New Roman" w:cs="Times New Roman"/>
-          <w:color w:val="000000"/>
-          <w:sz w:val="28"/>
-          <w:szCs w:val="28"/>
-          <w:shd w:val="clear" w:color="auto" w:fill="FFFFFF"/>
-        </w:rPr>
-        <w:t>129.250.6.3</w:t>
-      </w:r>
-      <w:r>
-        <w:rPr>
-          <w:rFonts w:ascii="Times New Roman" w:hAnsi="Times New Roman" w:cs="Times New Roman"/>
-          <w:color w:val="000000"/>
-          <w:sz w:val="28"/>
-          <w:szCs w:val="28"/>
-          <w:shd w:val="clear" w:color="auto" w:fill="FFFFFF"/>
-        </w:rPr>
-        <w:t xml:space="preserve"> == </w:t>
+          <w:lang w:val="en-US" w:eastAsia="ru-RU"/>
+        </w:rPr>
+      </w:pPr>
+      <w:r>
+        <w:rPr>
+          <w:rFonts w:ascii="Times New Roman" w:hAnsi="Times New Roman" w:cs="Times New Roman"/>
+          <w:color w:val="000000"/>
+          <w:sz w:val="28"/>
+          <w:szCs w:val="28"/>
+          <w:shd w:val="clear" w:color="auto" w:fill="FFFFFF"/>
+          <w:lang w:val="en-US"/>
+        </w:rPr>
+        <w:t xml:space="preserve">129.250.6.3 == </w:t>
       </w:r>
       <w:hyperlink r:id="rId32" w:history="1">
         <w:r>
@@ -3458,6 +3364,7 @@
             <w:sz w:val="28"/>
             <w:szCs w:val="28"/>
             <w:shd w:val="clear" w:color="auto" w:fill="FFFFFF"/>
+            <w:lang w:val="en-US"/>
           </w:rPr>
           <w:t>AS2914</w:t>
         </w:r>
@@ -3467,6 +3374,7 @@
           <w:rFonts w:ascii="Times New Roman" w:hAnsi="Times New Roman" w:cs="Times New Roman"/>
           <w:sz w:val="28"/>
           <w:szCs w:val="28"/>
+          <w:lang w:val="en-US"/>
         </w:rPr>
         <w:t xml:space="preserve"> == </w:t>
       </w:r>
@@ -3476,7 +3384,7 @@
           <w:color w:val="000000"/>
           <w:sz w:val="28"/>
           <w:szCs w:val="28"/>
-          <w:lang w:eastAsia="ru-RU"/>
+          <w:lang w:val="en-US" w:eastAsia="ru-RU"/>
         </w:rPr>
         <w:t>NTT America Inc</w:t>
       </w:r>
@@ -3488,28 +3396,19 @@
           <w:color w:val="000000"/>
           <w:sz w:val="28"/>
           <w:szCs w:val="28"/>
-          <w:lang w:eastAsia="ru-RU"/>
-        </w:rPr>
-      </w:pPr>
-      <w:r>
-        <w:rPr>
-          <w:rFonts w:ascii="Times New Roman" w:hAnsi="Times New Roman" w:cs="Times New Roman"/>
-          <w:color w:val="000000"/>
-          <w:sz w:val="28"/>
-          <w:szCs w:val="28"/>
-          <w:shd w:val="clear" w:color="auto" w:fill="FFFFFF"/>
-        </w:rPr>
-        <w:t>129.250.3.121</w:t>
-      </w:r>
-      <w:r>
-        <w:rPr>
-          <w:rFonts w:ascii="Times New Roman" w:hAnsi="Times New Roman" w:cs="Times New Roman"/>
-          <w:color w:val="000000"/>
-          <w:sz w:val="28"/>
-          <w:szCs w:val="28"/>
-          <w:shd w:val="clear" w:color="auto" w:fill="FFFFFF"/>
-        </w:rPr>
-        <w:t xml:space="preserve"> == </w:t>
+          <w:lang w:val="en-US" w:eastAsia="ru-RU"/>
+        </w:rPr>
+      </w:pPr>
+      <w:r>
+        <w:rPr>
+          <w:rFonts w:ascii="Times New Roman" w:hAnsi="Times New Roman" w:cs="Times New Roman"/>
+          <w:color w:val="000000"/>
+          <w:sz w:val="28"/>
+          <w:szCs w:val="28"/>
+          <w:shd w:val="clear" w:color="auto" w:fill="FFFFFF"/>
+          <w:lang w:val="en-US"/>
+        </w:rPr>
+        <w:t xml:space="preserve">129.250.3.121 == </w:t>
       </w:r>
       <w:hyperlink r:id="rId33" w:history="1">
         <w:r>
@@ -3520,6 +3419,7 @@
             <w:sz w:val="28"/>
             <w:szCs w:val="28"/>
             <w:shd w:val="clear" w:color="auto" w:fill="FFFFFF"/>
+            <w:lang w:val="en-US"/>
           </w:rPr>
           <w:t>AS2914</w:t>
         </w:r>
@@ -3529,6 +3429,7 @@
           <w:rFonts w:ascii="Times New Roman" w:hAnsi="Times New Roman" w:cs="Times New Roman"/>
           <w:sz w:val="28"/>
           <w:szCs w:val="28"/>
+          <w:lang w:val="en-US"/>
         </w:rPr>
         <w:t xml:space="preserve"> == </w:t>
       </w:r>
@@ -3538,7 +3439,7 @@
           <w:color w:val="000000"/>
           <w:sz w:val="28"/>
           <w:szCs w:val="28"/>
-          <w:lang w:eastAsia="ru-RU"/>
+          <w:lang w:val="en-US" w:eastAsia="ru-RU"/>
         </w:rPr>
         <w:t>NTT America Inc</w:t>
       </w:r>
@@ -3550,28 +3451,19 @@
           <w:color w:val="000000"/>
           <w:sz w:val="28"/>
           <w:szCs w:val="28"/>
-          <w:lang w:eastAsia="ru-RU"/>
-        </w:rPr>
-      </w:pPr>
-      <w:r>
-        <w:rPr>
-          <w:rFonts w:ascii="Times New Roman" w:hAnsi="Times New Roman" w:cs="Times New Roman"/>
-          <w:color w:val="000000"/>
-          <w:sz w:val="28"/>
-          <w:szCs w:val="28"/>
-          <w:shd w:val="clear" w:color="auto" w:fill="FFFFFF"/>
-        </w:rPr>
-        <w:t>129.250.200.158</w:t>
-      </w:r>
-      <w:r>
-        <w:rPr>
-          <w:rFonts w:ascii="Times New Roman" w:hAnsi="Times New Roman" w:cs="Times New Roman"/>
-          <w:color w:val="000000"/>
-          <w:sz w:val="28"/>
-          <w:szCs w:val="28"/>
-          <w:shd w:val="clear" w:color="auto" w:fill="FFFFFF"/>
-        </w:rPr>
-        <w:t xml:space="preserve"> == </w:t>
+          <w:lang w:val="en-US" w:eastAsia="ru-RU"/>
+        </w:rPr>
+      </w:pPr>
+      <w:r>
+        <w:rPr>
+          <w:rFonts w:ascii="Times New Roman" w:hAnsi="Times New Roman" w:cs="Times New Roman"/>
+          <w:color w:val="000000"/>
+          <w:sz w:val="28"/>
+          <w:szCs w:val="28"/>
+          <w:shd w:val="clear" w:color="auto" w:fill="FFFFFF"/>
+          <w:lang w:val="en-US"/>
+        </w:rPr>
+        <w:t xml:space="preserve">129.250.200.158 == </w:t>
       </w:r>
       <w:hyperlink r:id="rId34" w:history="1">
         <w:r>
@@ -3582,6 +3474,7 @@
             <w:sz w:val="28"/>
             <w:szCs w:val="28"/>
             <w:shd w:val="clear" w:color="auto" w:fill="FFFFFF"/>
+            <w:lang w:val="en-US"/>
           </w:rPr>
           <w:t>AS2914</w:t>
         </w:r>
@@ -3591,6 +3484,7 @@
           <w:rFonts w:ascii="Times New Roman" w:hAnsi="Times New Roman" w:cs="Times New Roman"/>
           <w:sz w:val="28"/>
           <w:szCs w:val="28"/>
+          <w:lang w:val="en-US"/>
         </w:rPr>
         <w:t xml:space="preserve"> == </w:t>
       </w:r>
@@ -3600,7 +3494,7 @@
           <w:color w:val="000000"/>
           <w:sz w:val="28"/>
           <w:szCs w:val="28"/>
-          <w:lang w:eastAsia="ru-RU"/>
+          <w:lang w:val="en-US" w:eastAsia="ru-RU"/>
         </w:rPr>
         <w:t>NTT America Inc</w:t>
       </w:r>
@@ -3625,18 +3519,7 @@
           <w:shd w:val="clear" w:color="auto" w:fill="FFFFFF"/>
           <w:lang w:val="en-US"/>
         </w:rPr>
-        <w:t>200.143.240.53</w:t>
-      </w:r>
-      <w:r>
-        <w:rPr>
-          <w:rFonts w:ascii="Times New Roman" w:hAnsi="Times New Roman" w:cs="Times New Roman"/>
-          <w:color w:val="000000"/>
-          <w:sz w:val="28"/>
-          <w:szCs w:val="28"/>
-          <w:shd w:val="clear" w:color="auto" w:fill="FFFFFF"/>
-          <w:lang w:val="en-US"/>
-        </w:rPr>
-        <w:t xml:space="preserve"> == </w:t>
+        <w:t xml:space="preserve">200.143.240.53 == </w:t>
       </w:r>
       <w:hyperlink r:id="rId35" w:history="1">
         <w:r>
@@ -3706,18 +3589,7 @@
           <w:shd w:val="clear" w:color="auto" w:fill="FFFFFF"/>
           <w:lang w:val="en-US"/>
         </w:rPr>
-        <w:t>200.143.240.65</w:t>
-      </w:r>
-      <w:r>
-        <w:rPr>
-          <w:rFonts w:ascii="Times New Roman" w:hAnsi="Times New Roman" w:cs="Times New Roman"/>
-          <w:color w:val="000000"/>
-          <w:sz w:val="28"/>
-          <w:szCs w:val="28"/>
-          <w:shd w:val="clear" w:color="auto" w:fill="FFFFFF"/>
-          <w:lang w:val="en-US"/>
-        </w:rPr>
-        <w:t xml:space="preserve"> == </w:t>
+        <w:t xml:space="preserve">200.143.240.65 == </w:t>
       </w:r>
       <w:hyperlink r:id="rId36" w:history="1">
         <w:r>
@@ -3786,18 +3658,7 @@
           <w:shd w:val="clear" w:color="auto" w:fill="FFFFFF"/>
           <w:lang w:val="en-US"/>
         </w:rPr>
-        <w:t>200.20.96.5</w:t>
-      </w:r>
-      <w:r>
-        <w:rPr>
-          <w:rFonts w:ascii="Times New Roman" w:hAnsi="Times New Roman" w:cs="Times New Roman"/>
-          <w:color w:val="000000"/>
-          <w:sz w:val="28"/>
-          <w:szCs w:val="28"/>
-          <w:shd w:val="clear" w:color="auto" w:fill="FFFFFF"/>
-          <w:lang w:val="en-US"/>
-        </w:rPr>
-        <w:t xml:space="preserve"> == </w:t>
+        <w:t xml:space="preserve">200.20.96.5 == </w:t>
       </w:r>
       <w:hyperlink r:id="rId37" w:history="1">
         <w:r>
@@ -3876,18 +3737,7 @@
           <w:shd w:val="clear" w:color="auto" w:fill="FFFFFF"/>
           <w:lang w:val="en-US"/>
         </w:rPr>
-        <w:t>200.20.96.98</w:t>
-      </w:r>
-      <w:r>
-        <w:rPr>
-          <w:rFonts w:ascii="Times New Roman" w:hAnsi="Times New Roman" w:cs="Times New Roman"/>
-          <w:color w:val="000000"/>
-          <w:sz w:val="28"/>
-          <w:szCs w:val="28"/>
-          <w:shd w:val="clear" w:color="auto" w:fill="FFFFFF"/>
-          <w:lang w:val="en-US"/>
-        </w:rPr>
-        <w:t xml:space="preserve"> == </w:t>
+        <w:t xml:space="preserve">200.20.96.98 == </w:t>
       </w:r>
       <w:hyperlink r:id="rId38" w:history="1">
         <w:r>
@@ -3967,18 +3817,7 @@
           <w:shd w:val="clear" w:color="auto" w:fill="FFFFFF"/>
           <w:lang w:val="en-US"/>
         </w:rPr>
-        <w:t>200.156.137.16</w:t>
-      </w:r>
-      <w:r>
-        <w:rPr>
-          <w:rFonts w:ascii="Times New Roman" w:hAnsi="Times New Roman" w:cs="Times New Roman"/>
-          <w:color w:val="000000"/>
-          <w:sz w:val="28"/>
-          <w:szCs w:val="28"/>
-          <w:shd w:val="clear" w:color="auto" w:fill="FFFFFF"/>
-          <w:lang w:val="en-US"/>
-        </w:rPr>
-        <w:t xml:space="preserve"> == </w:t>
+        <w:t xml:space="preserve">200.156.137.16 == </w:t>
       </w:r>
       <w:hyperlink r:id="rId39" w:history="1">
         <w:r>
